--- a/docs/report/Y_OPS_MONITOR_V2_성과보고서.docx
+++ b/docs/report/Y_OPS_MONITOR_V2_성과보고서.docx
@@ -13,7 +13,7 @@
           <w:color w:val="1F3564"/>
           <w:sz w:val="40"/>
         </w:rPr>
-        <w:t>통합 운영 모니터링 프로그램 개발 성과 보고서</w:t>
+        <w:t>AI(Cursor) 활용 개발 성과 보고서</w:t>
       </w:r>
     </w:p>
     <w:p>
@@ -25,9 +25,7 @@
           <w:rFonts w:ascii="Malgun Gothic" w:hAnsi="Malgun Gothic" w:eastAsia="Malgun Gothic"/>
           <w:sz w:val="22"/>
         </w:rPr>
-        <w:t>SM37(배치) · ST22(런타임 덤프) · SXI_MONITOR(인터페이스) 통합 대시보드</w:t>
-        <w:br/>
-        <w:t>AI 페어프로그래밍(Cursor) 기반 설계·구현</w:t>
+        <w:t>통합 운영 모니터링(SM37·ST22·SXI) 개발을 통한 AI 페어프로그래밍 효율성 검증</w:t>
       </w:r>
     </w:p>
     <w:p/>
@@ -40,7 +38,7 @@
           <w:rFonts w:ascii="Malgun Gothic" w:hAnsi="Malgun Gothic" w:eastAsia="Malgun Gothic"/>
           <w:color w:val="1F3564"/>
         </w:rPr>
-        <w:t>1. 프로젝트 개요</w:t>
+        <w:t>1. 개요</w:t>
       </w:r>
     </w:p>
     <w:p>
@@ -48,40 +46,7 @@
         <w:rPr>
           <w:rFonts w:ascii="Malgun Gothic" w:hAnsi="Malgun Gothic" w:eastAsia="Malgun Gothic"/>
         </w:rPr>
-        <w:t>운영 담당자가 매일 개별 실행하던 3개 표준 트랜잭션(SM37/ST22/SXI_MONITOR)의 에러 현황을 단일 트랜잭션의 통합 대시보드에서 동시에 확인할 수 있도록 하는 읽기 전용 모니터링 프로그램을 개발한다.</w:t>
-      </w:r>
-    </w:p>
-    <w:p>
-      <w:pPr>
-        <w:pStyle w:val="ListBullet"/>
-      </w:pPr>
-      <w:r>
-        <w:rPr>
-          <w:rFonts w:ascii="Malgun Gothic" w:hAnsi="Malgun Gothic" w:eastAsia="Malgun Gothic"/>
-        </w:rPr>
-        <w:t>대상: SAP S/4HANA (ABAP Integration Engine)</w:t>
-      </w:r>
-    </w:p>
-    <w:p>
-      <w:pPr>
-        <w:pStyle w:val="ListBullet"/>
-      </w:pPr>
-      <w:r>
-        <w:rPr>
-          <w:rFonts w:ascii="Malgun Gothic" w:hAnsi="Malgun Gothic" w:eastAsia="Malgun Gothic"/>
-        </w:rPr>
-        <w:t>환경: SAP GUI (Classic Dynpro + OO ALV + IGS Chart)</w:t>
-      </w:r>
-    </w:p>
-    <w:p>
-      <w:pPr>
-        <w:pStyle w:val="ListBullet"/>
-      </w:pPr>
-      <w:r>
-        <w:rPr>
-          <w:rFonts w:ascii="Malgun Gothic" w:hAnsi="Malgun Gothic" w:eastAsia="Malgun Gothic"/>
-        </w:rPr>
-        <w:t>핵심 원칙: 읽기 전용(데이터 변경/COMMIT/재처리 금지), 표준 오브젝트만 사용, 드릴다운은 표시 모드</w:t>
+        <w:t>운영자가 매일 개별 확인하던 3개 점검 화면(배치 잡·런타임 덤프·인터페이스)을 단일 대시보드로 통합하는 읽기 전용 모니터링 프로그램을 개발하였다. 본 보고서는 개발 결과물 자체보다, 개발 전 과정에 AI 도구(Cursor)를 활용하여 얻은 생산성·품질 효과에 초점을 둔다.</w:t>
       </w:r>
     </w:p>
     <w:p>
@@ -93,7 +58,7 @@
           <w:rFonts w:ascii="Malgun Gothic" w:hAnsi="Malgun Gothic" w:eastAsia="Malgun Gothic"/>
           <w:color w:val="1F3564"/>
         </w:rPr>
-        <w:t>2. 목표 및 기대 효과</w:t>
+        <w:t>2. AI(Cursor) 활용 방식</w:t>
       </w:r>
     </w:p>
     <w:p>
@@ -104,7 +69,7 @@
         <w:rPr>
           <w:rFonts w:ascii="Malgun Gothic" w:hAnsi="Malgun Gothic" w:eastAsia="Malgun Gothic"/>
         </w:rPr>
-        <w:t>3개 영역 에러를 한 화면에서 동시 가시화 → 점검 시간 단축·누락 방지</w:t>
+        <w:t>설계 문서 자동화: 설계서 작성·개정 및 결정사항/미결과제 이력 관리를 대화로 진행</w:t>
       </w:r>
     </w:p>
     <w:p>
@@ -115,7 +80,7 @@
         <w:rPr>
           <w:rFonts w:ascii="Malgun Gothic" w:hAnsi="Malgun Gothic" w:eastAsia="Malgun Gothic"/>
         </w:rPr>
-        <w:t>요약(신호등) + 영역별 집중도 차트 + 상세 목록 + 상세화면 즉시 이동</w:t>
+        <w:t>자료 분석 자동화: 권한 추적 결과(STAUTHTRACE 엑셀)를 직접 분석해 필요한 권한을 자동 도출</w:t>
       </w:r>
     </w:p>
     <w:p>
@@ -126,7 +91,29 @@
         <w:rPr>
           <w:rFonts w:ascii="Malgun Gothic" w:hAnsi="Malgun Gothic" w:eastAsia="Malgun Gothic"/>
         </w:rPr>
-        <w:t>인터페이스 기반 모듈화로 신규 모니터링 영역 확장 용이</w:t>
+        <w:t>표준 기능 조사 자동화: 개발에 필요한 SAP 표준 기능/사용법을 즉시 조사·확인(수작업 문서 탐색 대체)</w:t>
+      </w:r>
+    </w:p>
+    <w:p>
+      <w:pPr>
+        <w:pStyle w:val="ListBullet"/>
+      </w:pPr>
+      <w:r>
+        <w:rPr>
+          <w:rFonts w:ascii="Malgun Gothic" w:hAnsi="Malgun Gothic" w:eastAsia="Malgun Gothic"/>
+        </w:rPr>
+        <w:t>개발–검증 반복 루프: 코드 생성 → 오류 진단 → 즉시 수정을 빠르게 반복하여 완성도 향상</w:t>
+      </w:r>
+    </w:p>
+    <w:p>
+      <w:pPr>
+        <w:pStyle w:val="ListBullet"/>
+      </w:pPr>
+      <w:r>
+        <w:rPr>
+          <w:rFonts w:ascii="Malgun Gothic" w:hAnsi="Malgun Gothic" w:eastAsia="Malgun Gothic"/>
+        </w:rPr>
+        <w:t>표준·규칙 자동 준수: “읽기 전용”·명명규칙 등 사내 개발 표준을 규칙으로 상시 자동 적용</w:t>
       </w:r>
     </w:p>
     <w:p>
@@ -138,15 +125,19 @@
           <w:rFonts w:ascii="Malgun Gothic" w:hAnsi="Malgun Gothic" w:eastAsia="Malgun Gothic"/>
           <w:color w:val="1F3564"/>
         </w:rPr>
-        <w:t>3. 시스템 아키텍처</w:t>
+        <w:t>3. 효율성 · 성과 (정성 위주, 추정)</w:t>
       </w:r>
     </w:p>
     <w:p>
+      <w:pPr>
+        <w:pStyle w:val="Heading2"/>
+      </w:pPr>
       <w:r>
         <w:rPr>
           <w:rFonts w:ascii="Malgun Gothic" w:hAnsi="Malgun Gothic" w:eastAsia="Malgun Gothic"/>
+          <w:color w:val="1F3564"/>
         </w:rPr>
-        <w:t>관심사 분리와 전략(Strategy) 패턴을 적용하였다. 컨트롤러가 영역별 데이터 프로바이더(공통 인터페이스 구현)를 순회 호출하고, 집계기가 차트 데이터를 파생하며, 대시보드 UI가 요약/차트/ALV를 렌더링한다. 드릴다운은 네비게이터가 표시 전용으로 캡슐화한다.</w:t>
+        <w:t>개발 생산성</w:t>
       </w:r>
     </w:p>
     <w:p>
@@ -157,7 +148,7 @@
         <w:rPr>
           <w:rFonts w:ascii="Malgun Gothic" w:hAnsi="Malgun Gothic" w:eastAsia="Malgun Gothic"/>
         </w:rPr>
-        <w:t>ZIF_MON_DATA_PROVIDER (공통 계약) → DP_BATCH / DP_DUMP / DP_INTERFACE</w:t>
+        <w:t>설계–구현–검토를 하나의 흐름으로 진행(맥락 유지) → 진행 속도 향상</w:t>
       </w:r>
     </w:p>
     <w:p>
@@ -168,7 +159,19 @@
         <w:rPr>
           <w:rFonts w:ascii="Malgun Gothic" w:hAnsi="Malgun Gothic" w:eastAsia="Malgun Gothic"/>
         </w:rPr>
-        <w:t>CONTROLLER(오케스트레이션) · AGGREGATOR(Top-N/추이) · UI_DASHBOARD · NAVIGATOR</w:t>
+        <w:t>요구 변경을 즉시 반영하는 반복 개선으로 완성도 조기 확보</w:t>
+      </w:r>
+    </w:p>
+    <w:p>
+      <w:pPr>
+        <w:pStyle w:val="Heading2"/>
+      </w:pPr>
+      <w:r>
+        <w:rPr>
+          <w:rFonts w:ascii="Malgun Gothic" w:hAnsi="Malgun Gothic" w:eastAsia="Malgun Gothic"/>
+          <w:color w:val="1F3564"/>
+        </w:rPr>
+        <w:t>리서치 부담 감소</w:t>
       </w:r>
     </w:p>
     <w:p>
@@ -179,7 +182,64 @@
         <w:rPr>
           <w:rFonts w:ascii="Malgun Gothic" w:hAnsi="Malgun Gothic" w:eastAsia="Malgun Gothic"/>
         </w:rPr>
-        <w:t>데이터 소스(표준): TBTCO/TBTCP, RS_ST22_GET_DUMPS, SXMSPERROR/SXMSPMAST/SXMSPEMAS</w:t>
+        <w:t>표준 기능/사용법 조사를 대화로 즉시 해결 → 탐색 시간 절감</w:t>
+      </w:r>
+    </w:p>
+    <w:p>
+      <w:pPr>
+        <w:pStyle w:val="Heading2"/>
+      </w:pPr>
+      <w:r>
+        <w:rPr>
+          <w:rFonts w:ascii="Malgun Gothic" w:hAnsi="Malgun Gothic" w:eastAsia="Malgun Gothic"/>
+          <w:color w:val="1F3564"/>
+        </w:rPr>
+        <w:t>품질 · 표준 준수</w:t>
+      </w:r>
+    </w:p>
+    <w:p>
+      <w:pPr>
+        <w:pStyle w:val="ListBullet"/>
+      </w:pPr>
+      <w:r>
+        <w:rPr>
+          <w:rFonts w:ascii="Malgun Gothic" w:hAnsi="Malgun Gothic" w:eastAsia="Malgun Gothic"/>
+        </w:rPr>
+        <w:t>사내 표준의 일관 적용으로 휴먼 에러 및 재작업 감소</w:t>
+      </w:r>
+    </w:p>
+    <w:p>
+      <w:pPr>
+        <w:pStyle w:val="Heading2"/>
+      </w:pPr>
+      <w:r>
+        <w:rPr>
+          <w:rFonts w:ascii="Malgun Gothic" w:hAnsi="Malgun Gothic" w:eastAsia="Malgun Gothic"/>
+          <w:color w:val="1F3564"/>
+        </w:rPr>
+        <w:t>효과 규모(추정)</w:t>
+      </w:r>
+    </w:p>
+    <w:p>
+      <w:pPr>
+        <w:pStyle w:val="ListBullet"/>
+      </w:pPr>
+      <w:r>
+        <w:rPr>
+          <w:rFonts w:ascii="Malgun Gothic" w:hAnsi="Malgun Gothic" w:eastAsia="Malgun Gothic"/>
+        </w:rPr>
+        <w:t>설계 문서화·표준 조사·오류 수정 사이클 시간이 수작업 대비 크게 단축(추정)</w:t>
+      </w:r>
+    </w:p>
+    <w:p>
+      <w:pPr>
+        <w:pStyle w:val="ListBullet"/>
+      </w:pPr>
+      <w:r>
+        <w:rPr>
+          <w:rFonts w:ascii="Malgun Gothic" w:hAnsi="Malgun Gothic" w:eastAsia="Malgun Gothic"/>
+        </w:rPr>
+        <w:t>정량 수치는 향후 개발 소요시간 전/후 비교로 실측하여 보완 예정</w:t>
       </w:r>
     </w:p>
     <w:p>
@@ -191,7 +251,7 @@
           <w:rFonts w:ascii="Malgun Gothic" w:hAnsi="Malgun Gothic" w:eastAsia="Malgun Gothic"/>
           <w:color w:val="1F3564"/>
         </w:rPr>
-        <w:t>4. 주요 기능</w:t>
+        <w:t>4. 기대 효과 및 향후 계획</w:t>
       </w:r>
     </w:p>
     <w:p>
@@ -202,7 +262,7 @@
         <w:rPr>
           <w:rFonts w:ascii="Malgun Gothic" w:hAnsi="Malgun Gothic" w:eastAsia="Malgun Gothic"/>
         </w:rPr>
-        <w:t>상단 요약: 영역별 신호등(3단계) + 건수 + 조회기간</w:t>
+        <w:t>기대 효과: 운영 점검 시간 단축·누락 방지, 운영 안전성(읽기 전용) 확보</w:t>
       </w:r>
     </w:p>
     <w:p>
@@ -213,7 +273,7 @@
         <w:rPr>
           <w:rFonts w:ascii="Malgun Gothic" w:hAnsi="Malgun Gothic" w:eastAsia="Malgun Gothic"/>
         </w:rPr>
-        <w:t>중간 차트(IGS): 영역별 개별 그래픽 차트, Top-N 집중도 / 시간대별 추이 토글</w:t>
+        <w:t>기대 효과: AI 페어프로그래밍의 사내 개발 생산성 향상 가능성 확인</w:t>
       </w:r>
     </w:p>
     <w:p>
@@ -224,7 +284,7 @@
         <w:rPr>
           <w:rFonts w:ascii="Malgun Gothic" w:hAnsi="Malgun Gothic" w:eastAsia="Malgun Gothic"/>
         </w:rPr>
-        <w:t>하단 ALV: SM37/ST22/SXI 3분할, 영역 고정색 강조</w:t>
+        <w:t>향후 계획: 검증본 정식 오브젝트화 및 기능 고도화</w:t>
       </w:r>
     </w:p>
     <w:p>
@@ -235,354 +295,7 @@
         <w:rPr>
           <w:rFonts w:ascii="Malgun Gothic" w:hAnsi="Malgun Gothic" w:eastAsia="Malgun Gothic"/>
         </w:rPr>
-        <w:t>조회/필터: 조회기간(기본 −24H), 영역 On/Off, 잡명·사용자·인터페이스명 필터</w:t>
-      </w:r>
-    </w:p>
-    <w:p>
-      <w:pPr>
-        <w:pStyle w:val="ListBullet"/>
-      </w:pPr>
-      <w:r>
-        <w:rPr>
-          <w:rFonts w:ascii="Malgun Gothic" w:hAnsi="Malgun Gothic" w:eastAsia="Malgun Gothic"/>
-        </w:rPr>
-        <w:t>정확성: 자정 경계 처리, 타임존(UTC↔로컬) 변환, 결과 상한 안내</w:t>
-      </w:r>
-    </w:p>
-    <w:p>
-      <w:pPr>
-        <w:pStyle w:val="ListBullet"/>
-      </w:pPr>
-      <w:r>
-        <w:rPr>
-          <w:rFonts w:ascii="Malgun Gothic" w:hAnsi="Malgun Gothic" w:eastAsia="Malgun Gothic"/>
-        </w:rPr>
-        <w:t>상호작용: 라인 더블클릭 → 해당 건 상세(잡로그/덤프/메시지)로 직접 이동</w:t>
-      </w:r>
-    </w:p>
-    <w:p>
-      <w:pPr>
-        <w:pStyle w:val="ListBullet"/>
-      </w:pPr>
-      <w:r>
-        <w:rPr>
-          <w:rFonts w:ascii="Malgun Gothic" w:hAnsi="Malgun Gothic" w:eastAsia="Malgun Gothic"/>
-        </w:rPr>
-        <w:t>운영 편의: 새로고침 / 자동 새로고침 / 관점 전환</w:t>
-      </w:r>
-    </w:p>
-    <w:p>
-      <w:pPr>
-        <w:pStyle w:val="ListBullet"/>
-      </w:pPr>
-      <w:r>
-        <w:rPr>
-          <w:rFonts w:ascii="Malgun Gothic" w:hAnsi="Malgun Gothic" w:eastAsia="Malgun Gothic"/>
-        </w:rPr>
-        <w:t>보안: 영역별 권한 체크 후 없으면 해당 영역만 스킵</w:t>
-      </w:r>
-    </w:p>
-    <w:p>
-      <w:pPr>
-        <w:pStyle w:val="Heading1"/>
-      </w:pPr>
-      <w:r>
-        <w:rPr>
-          <w:rFonts w:ascii="Malgun Gothic" w:hAnsi="Malgun Gothic" w:eastAsia="Malgun Gothic"/>
-          <w:color w:val="1F3564"/>
-        </w:rPr>
-        <w:t>5. 진행 경과</w:t>
-      </w:r>
-    </w:p>
-    <w:p>
-      <w:pPr>
-        <w:pStyle w:val="ListBullet"/>
-      </w:pPr>
-      <w:r>
-        <w:rPr>
-          <w:rFonts w:ascii="Malgun Gothic" w:hAnsi="Malgun Gothic" w:eastAsia="Malgun Gothic"/>
-        </w:rPr>
-        <w:t>설계서 작성·개정: v0.1 → v0.4 (요구사항·데이터소스·화면·로직·권한·테스트)</w:t>
-      </w:r>
-    </w:p>
-    <w:p>
-      <w:pPr>
-        <w:pStyle w:val="ListBullet"/>
-      </w:pPr>
-      <w:r>
-        <w:rPr>
-          <w:rFonts w:ascii="Malgun Gothic" w:hAnsi="Malgun Gothic" w:eastAsia="Malgun Gothic"/>
-        </w:rPr>
-        <w:t>권한 객체 확정(O-7): STAUTHTRACE 추적으로 실제 체크 객체 확정</w:t>
-      </w:r>
-    </w:p>
-    <w:p>
-      <w:pPr>
-        <w:pStyle w:val="ListBullet2"/>
-      </w:pPr>
-      <w:r>
-        <w:rPr>
-          <w:rFonts w:ascii="Malgun Gothic" w:hAnsi="Malgun Gothic" w:eastAsia="Malgun Gothic"/>
-        </w:rPr>
-        <w:t xml:space="preserve">  · SM37 S_BTCH_JOB / ST22 S_ABAPDUMP(후보 S_ADMI_FCD 정정) / SXI S_XMB_MONI</w:t>
-      </w:r>
-    </w:p>
-    <w:p>
-      <w:pPr>
-        <w:pStyle w:val="ListBullet"/>
-      </w:pPr>
-      <w:r>
-        <w:rPr>
-          <w:rFonts w:ascii="Malgun Gothic" w:hAnsi="Malgun Gothic" w:eastAsia="Malgun Gothic"/>
-        </w:rPr>
-        <w:t>구현: 로컬 우선(단일 리포트+로컬 클래스)로 검증 → 이후 글로벌 오브젝트 분리 예정</w:t>
-      </w:r>
-    </w:p>
-    <w:p>
-      <w:pPr>
-        <w:pStyle w:val="ListBullet"/>
-      </w:pPr>
-      <w:r>
-        <w:rPr>
-          <w:rFonts w:ascii="Malgun Gothic" w:hAnsi="Malgun Gothic" w:eastAsia="Malgun Gothic"/>
-        </w:rPr>
-        <w:t>반복 개선: 대시보드/차트/드릴다운/새로고침/입력검증 등 iteration으로 완성도 향상</w:t>
-      </w:r>
-    </w:p>
-    <w:p>
-      <w:pPr>
-        <w:pStyle w:val="Heading1"/>
-      </w:pPr>
-      <w:r>
-        <w:rPr>
-          <w:rFonts w:ascii="Malgun Gothic" w:hAnsi="Malgun Gothic" w:eastAsia="Malgun Gothic"/>
-          <w:color w:val="1F3564"/>
-        </w:rPr>
-        <w:t>6. Cursor(AI) 활용 방식</w:t>
-      </w:r>
-    </w:p>
-    <w:p>
-      <w:pPr>
-        <w:pStyle w:val="ListBullet"/>
-      </w:pPr>
-      <w:r>
-        <w:rPr>
-          <w:rFonts w:ascii="Malgun Gothic" w:hAnsi="Malgun Gothic" w:eastAsia="Malgun Gothic"/>
-        </w:rPr>
-        <w:t>설계 문서 자동 작성·개정 및 버전/Open Issue 이력 관리</w:t>
-      </w:r>
-    </w:p>
-    <w:p>
-      <w:pPr>
-        <w:pStyle w:val="ListBullet"/>
-      </w:pPr>
-      <w:r>
-        <w:rPr>
-          <w:rFonts w:ascii="Malgun Gothic" w:hAnsi="Malgun Gothic" w:eastAsia="Malgun Gothic"/>
-        </w:rPr>
-        <w:t>STAUTHTRACE 엑셀 직접 분석 → 권한 객체/필드/값 자동 도출</w:t>
-      </w:r>
-    </w:p>
-    <w:p>
-      <w:pPr>
-        <w:pStyle w:val="ListBullet"/>
-      </w:pPr>
-      <w:r>
-        <w:rPr>
-          <w:rFonts w:ascii="Malgun Gothic" w:hAnsi="Malgun Gothic" w:eastAsia="Malgun Gothic"/>
-        </w:rPr>
-        <w:t>표준 FM·클래스 시그니처 자동 조사(RS_SNAP_DUMP_DISPLAY, SXMB_DISPLAY_MESSAGE_MONITOR, CL_GUI_CHART_ENGINE)</w:t>
-      </w:r>
-    </w:p>
-    <w:p>
-      <w:pPr>
-        <w:pStyle w:val="ListBullet"/>
-      </w:pPr>
-      <w:r>
-        <w:rPr>
-          <w:rFonts w:ascii="Malgun Gothic" w:hAnsi="Malgun Gothic" w:eastAsia="Malgun Gothic"/>
-        </w:rPr>
-        <w:t>설계→코딩→오류수정 반복 루프: 파라미터/형식호환/IGS XML 오류 즉시 진단·수정</w:t>
-      </w:r>
-    </w:p>
-    <w:p>
-      <w:pPr>
-        <w:pStyle w:val="ListBullet"/>
-      </w:pPr>
-      <w:r>
-        <w:rPr>
-          <w:rFonts w:ascii="Malgun Gothic" w:hAnsi="Malgun Gothic" w:eastAsia="Malgun Gothic"/>
-        </w:rPr>
-        <w:t>전체 소스 일괄 생성·출력(복사-붙여넣기), 변경 이력(git) 관리</w:t>
-      </w:r>
-    </w:p>
-    <w:p>
-      <w:pPr>
-        <w:pStyle w:val="ListBullet"/>
-      </w:pPr>
-      <w:r>
-        <w:rPr>
-          <w:rFonts w:ascii="Malgun Gothic" w:hAnsi="Malgun Gothic" w:eastAsia="Malgun Gothic"/>
-        </w:rPr>
-        <w:t>읽기전용 원칙·명명규칙을 프로젝트 규칙(Rules/Skills)으로 상시 적용</w:t>
-      </w:r>
-    </w:p>
-    <w:p>
-      <w:pPr>
-        <w:pStyle w:val="Heading1"/>
-      </w:pPr>
-      <w:r>
-        <w:rPr>
-          <w:rFonts w:ascii="Malgun Gothic" w:hAnsi="Malgun Gothic" w:eastAsia="Malgun Gothic"/>
-          <w:color w:val="1F3564"/>
-        </w:rPr>
-        <w:t>7. 효율성 · 성과</w:t>
-      </w:r>
-    </w:p>
-    <w:p>
-      <w:pPr>
-        <w:pStyle w:val="Heading2"/>
-      </w:pPr>
-      <w:r>
-        <w:rPr>
-          <w:rFonts w:ascii="Malgun Gothic" w:hAnsi="Malgun Gothic" w:eastAsia="Malgun Gothic"/>
-          <w:color w:val="1F3564"/>
-        </w:rPr>
-        <w:t>정성적 효과</w:t>
-      </w:r>
-    </w:p>
-    <w:p>
-      <w:pPr>
-        <w:pStyle w:val="ListBullet"/>
-      </w:pPr>
-      <w:r>
-        <w:rPr>
-          <w:rFonts w:ascii="Malgun Gothic" w:hAnsi="Malgun Gothic" w:eastAsia="Malgun Gothic"/>
-        </w:rPr>
-        <w:t>설계-구현-검토를 하나의 흐름으로 진행(컨텍스트 유지)</w:t>
-      </w:r>
-    </w:p>
-    <w:p>
-      <w:pPr>
-        <w:pStyle w:val="ListBullet"/>
-      </w:pPr>
-      <w:r>
-        <w:rPr>
-          <w:rFonts w:ascii="Malgun Gothic" w:hAnsi="Malgun Gothic" w:eastAsia="Malgun Gothic"/>
-        </w:rPr>
-        <w:t>표준 오브젝트 탐색을 대화로 즉시 해결 → 리서치 부담 감소</w:t>
-      </w:r>
-    </w:p>
-    <w:p>
-      <w:pPr>
-        <w:pStyle w:val="ListBullet"/>
-      </w:pPr>
-      <w:r>
-        <w:rPr>
-          <w:rFonts w:ascii="Malgun Gothic" w:hAnsi="Malgun Gothic" w:eastAsia="Malgun Gothic"/>
-        </w:rPr>
-        <w:t>사내 표준 일관 적용으로 휴먼 에러 감소</w:t>
-      </w:r>
-    </w:p>
-    <w:p>
-      <w:pPr>
-        <w:pStyle w:val="Heading2"/>
-      </w:pPr>
-      <w:r>
-        <w:rPr>
-          <w:rFonts w:ascii="Malgun Gothic" w:hAnsi="Malgun Gothic" w:eastAsia="Malgun Gothic"/>
-          <w:color w:val="1F3564"/>
-        </w:rPr>
-        <w:t>정량적 효과(추정)</w:t>
-      </w:r>
-    </w:p>
-    <w:p>
-      <w:pPr>
-        <w:pStyle w:val="ListBullet"/>
-      </w:pPr>
-      <w:r>
-        <w:rPr>
-          <w:rFonts w:ascii="Malgun Gothic" w:hAnsi="Malgun Gothic" w:eastAsia="Malgun Gothic"/>
-        </w:rPr>
-        <w:t>설계서 작성/개정 시간 대폭 단축</w:t>
-      </w:r>
-    </w:p>
-    <w:p>
-      <w:pPr>
-        <w:pStyle w:val="ListBullet"/>
-      </w:pPr>
-      <w:r>
-        <w:rPr>
-          <w:rFonts w:ascii="Malgun Gothic" w:hAnsi="Malgun Gothic" w:eastAsia="Malgun Gothic"/>
-        </w:rPr>
-        <w:t>표준 API/파라미터 조사 시간 절감</w:t>
-      </w:r>
-    </w:p>
-    <w:p>
-      <w:pPr>
-        <w:pStyle w:val="ListBullet"/>
-      </w:pPr>
-      <w:r>
-        <w:rPr>
-          <w:rFonts w:ascii="Malgun Gothic" w:hAnsi="Malgun Gothic" w:eastAsia="Malgun Gothic"/>
-        </w:rPr>
-        <w:t>오류 수정 사이클 단축 → 반복 개선 회수 증가</w:t>
-      </w:r>
-    </w:p>
-    <w:p>
-      <w:pPr>
-        <w:pStyle w:val="Heading1"/>
-      </w:pPr>
-      <w:r>
-        <w:rPr>
-          <w:rFonts w:ascii="Malgun Gothic" w:hAnsi="Malgun Gothic" w:eastAsia="Malgun Gothic"/>
-          <w:color w:val="1F3564"/>
-        </w:rPr>
-        <w:t>8. 향후 계획</w:t>
-      </w:r>
-    </w:p>
-    <w:p>
-      <w:pPr>
-        <w:pStyle w:val="ListBullet"/>
-      </w:pPr>
-      <w:r>
-        <w:rPr>
-          <w:rFonts w:ascii="Malgun Gothic" w:hAnsi="Malgun Gothic" w:eastAsia="Malgun Gothic"/>
-        </w:rPr>
-        <w:t>로컬 클래스 → 글로벌 오브젝트(DDIC/클래스/메시지클래스/트랜잭션) 분리</w:t>
-      </w:r>
-    </w:p>
-    <w:p>
-      <w:pPr>
-        <w:pStyle w:val="ListBullet"/>
-      </w:pPr>
-      <w:r>
-        <w:rPr>
-          <w:rFonts w:ascii="Malgun Gothic" w:hAnsi="Malgun Gothic" w:eastAsia="Malgun Gothic"/>
-        </w:rPr>
-        <w:t>IGS 그래픽 차트 고도화(색상 규약·값 라벨), 다국어(메시지클래스) 적용</w:t>
-      </w:r>
-    </w:p>
-    <w:p>
-      <w:pPr>
-        <w:pStyle w:val="ListBullet"/>
-      </w:pPr>
-      <w:r>
-        <w:rPr>
-          <w:rFonts w:ascii="Malgun Gothic" w:hAnsi="Malgun Gothic" w:eastAsia="Malgun Gothic"/>
-        </w:rPr>
-        <w:t>자동 새로고침 관제 모드, 임계치 기반 알림(정책 검토)</w:t>
-      </w:r>
-    </w:p>
-    <w:p>
-      <w:pPr>
-        <w:pStyle w:val="ListBullet"/>
-      </w:pPr>
-      <w:r>
-        <w:rPr>
-          <w:rFonts w:ascii="Malgun Gothic" w:hAnsi="Malgun Gothic" w:eastAsia="Malgun Gothic"/>
-        </w:rPr>
-        <w:t>신규 모니터링 영역 확장(SM21/RZ20 등) — 프로바이더 추가만으로</w:t>
+        <w:t>향후 계획: 정량 효과 실측 및 타 개발 과제로의 확대 적용 검토</w:t>
       </w:r>
     </w:p>
     <w:sectPr>

--- a/docs/report/Y_OPS_MONITOR_V2_성과보고서.docx
+++ b/docs/report/Y_OPS_MONITOR_V2_성과보고서.docx
@@ -125,7 +125,162 @@
           <w:rFonts w:ascii="Malgun Gothic" w:hAnsi="Malgun Gothic" w:eastAsia="Malgun Gothic"/>
           <w:color w:val="1F3564"/>
         </w:rPr>
-        <w:t>3. 효율성 · 성과 (정성 위주, 추정)</w:t>
+        <w:t>3. AI 규칙·스킬(.md) 기반 표준화</w:t>
+      </w:r>
+    </w:p>
+    <w:p>
+      <w:r>
+        <w:rPr>
+          <w:rFonts w:ascii="Malgun Gothic" w:hAnsi="Malgun Gothic" w:eastAsia="Malgun Gothic"/>
+        </w:rPr>
+        <w:t>개발 표준과 작업 절차를 문서 규칙(.md)으로 명문화하여 저장소에 함께 관리한다. 이를 통해 매번 같은 지시를 반복하지 않고도 AI가 사내 표준을 일관되게 준수한다.</w:t>
+      </w:r>
+    </w:p>
+    <w:p>
+      <w:pPr>
+        <w:pStyle w:val="Heading2"/>
+      </w:pPr>
+      <w:r>
+        <w:rPr>
+          <w:rFonts w:ascii="Malgun Gothic" w:hAnsi="Malgun Gothic" w:eastAsia="Malgun Gothic"/>
+          <w:color w:val="1F3564"/>
+        </w:rPr>
+        <w:t>상시 규칙(Rules) — 항상 자동 적용</w:t>
+      </w:r>
+    </w:p>
+    <w:p>
+      <w:pPr>
+        <w:pStyle w:val="ListBullet"/>
+      </w:pPr>
+      <w:r>
+        <w:rPr>
+          <w:rFonts w:ascii="Malgun Gothic" w:hAnsi="Malgun Gothic" w:eastAsia="Malgun Gothic"/>
+        </w:rPr>
+        <w:t>.cursor/rules/abap-project-conventions: 모든 작업에 상시 적용되는 불변식</w:t>
+      </w:r>
+    </w:p>
+    <w:p>
+      <w:pPr>
+        <w:pStyle w:val="ListBullet2"/>
+      </w:pPr>
+      <w:r>
+        <w:rPr>
+          <w:rFonts w:ascii="Malgun Gothic" w:hAnsi="Malgun Gothic" w:eastAsia="Malgun Gothic"/>
+        </w:rPr>
+        <w:t>읽기 전용(데이터 변경·COMMIT·LOCK 금지) 원칙 강제</w:t>
+      </w:r>
+    </w:p>
+    <w:p>
+      <w:pPr>
+        <w:pStyle w:val="ListBullet2"/>
+      </w:pPr>
+      <w:r>
+        <w:rPr>
+          <w:rFonts w:ascii="Malgun Gothic" w:hAnsi="Malgun Gothic" w:eastAsia="Malgun Gothic"/>
+        </w:rPr>
+        <w:t>SAP 표준 테이블/함수모듈만 사용, 명명규칙·인터페이스 기반 OO 구조 준수</w:t>
+      </w:r>
+    </w:p>
+    <w:p>
+      <w:pPr>
+        <w:pStyle w:val="Heading2"/>
+      </w:pPr>
+      <w:r>
+        <w:rPr>
+          <w:rFonts w:ascii="Malgun Gothic" w:hAnsi="Malgun Gothic" w:eastAsia="Malgun Gothic"/>
+          <w:color w:val="1F3564"/>
+        </w:rPr>
+        <w:t>온디맨드 스킬(Skills) — 작업 유형별 검증 플레이북</w:t>
+      </w:r>
+    </w:p>
+    <w:p>
+      <w:pPr>
+        <w:pStyle w:val="ListBullet"/>
+      </w:pPr>
+      <w:r>
+        <w:rPr>
+          <w:rFonts w:ascii="Malgun Gothic" w:hAnsi="Malgun Gothic" w:eastAsia="Malgun Gothic"/>
+        </w:rPr>
+        <w:t>.cursor/skills: 필요 시 호출하는 재사용 가능한 절차 모음</w:t>
+      </w:r>
+    </w:p>
+    <w:p>
+      <w:pPr>
+        <w:pStyle w:val="ListBullet2"/>
+      </w:pPr>
+      <w:r>
+        <w:rPr>
+          <w:rFonts w:ascii="Malgun Gothic" w:hAnsi="Malgun Gothic" w:eastAsia="Malgun Gothic"/>
+        </w:rPr>
+        <w:t>구현: 읽기전용 모니터링 / 클린 OO ABAP / 성능 튜닝 / 체계적 디버깅</w:t>
+      </w:r>
+    </w:p>
+    <w:p>
+      <w:pPr>
+        <w:pStyle w:val="ListBullet2"/>
+      </w:pPr>
+      <w:r>
+        <w:rPr>
+          <w:rFonts w:ascii="Malgun Gothic" w:hAnsi="Malgun Gothic" w:eastAsia="Malgun Gothic"/>
+        </w:rPr>
+        <w:t>검토·문서화: 코드리뷰 / 설계서 작성 / 커밋 메시지 / PR 작성</w:t>
+      </w:r>
+    </w:p>
+    <w:p>
+      <w:pPr>
+        <w:pStyle w:val="Heading2"/>
+      </w:pPr>
+      <w:r>
+        <w:rPr>
+          <w:rFonts w:ascii="Malgun Gothic" w:hAnsi="Malgun Gothic" w:eastAsia="Malgun Gothic"/>
+          <w:color w:val="1F3564"/>
+        </w:rPr>
+        <w:t>md 파일 활용 효율 효과</w:t>
+      </w:r>
+    </w:p>
+    <w:p>
+      <w:pPr>
+        <w:pStyle w:val="ListBullet"/>
+      </w:pPr>
+      <w:r>
+        <w:rPr>
+          <w:rFonts w:ascii="Malgun Gothic" w:hAnsi="Malgun Gothic" w:eastAsia="Malgun Gothic"/>
+        </w:rPr>
+        <w:t>표준을 매번 설명할 필요 없이 일관 적용 → 재작업·휴먼 에러 감소</w:t>
+      </w:r>
+    </w:p>
+    <w:p>
+      <w:pPr>
+        <w:pStyle w:val="ListBullet"/>
+      </w:pPr>
+      <w:r>
+        <w:rPr>
+          <w:rFonts w:ascii="Malgun Gothic" w:hAnsi="Malgun Gothic" w:eastAsia="Malgun Gothic"/>
+        </w:rPr>
+        <w:t>리뷰·문서 산출물의 품질 균일화 및 신규 인력 온보딩 가속</w:t>
+      </w:r>
+    </w:p>
+    <w:p>
+      <w:pPr>
+        <w:pStyle w:val="ListBullet"/>
+      </w:pPr>
+      <w:r>
+        <w:rPr>
+          <w:rFonts w:ascii="Malgun Gothic" w:hAnsi="Malgun Gothic" w:eastAsia="Malgun Gothic"/>
+        </w:rPr>
+        <w:t>규칙/스킬을 코드처럼 버전관리(.md)하여 팀 전체가 동일 기준으로 재사용·개선</w:t>
+      </w:r>
+    </w:p>
+    <w:p>
+      <w:pPr>
+        <w:pStyle w:val="Heading1"/>
+      </w:pPr>
+      <w:r>
+        <w:rPr>
+          <w:rFonts w:ascii="Malgun Gothic" w:hAnsi="Malgun Gothic" w:eastAsia="Malgun Gothic"/>
+          <w:color w:val="1F3564"/>
+        </w:rPr>
+        <w:t>4. 효율성 · 성과 (정성 위주, 추정)</w:t>
       </w:r>
     </w:p>
     <w:p>
@@ -251,7 +406,7 @@
           <w:rFonts w:ascii="Malgun Gothic" w:hAnsi="Malgun Gothic" w:eastAsia="Malgun Gothic"/>
           <w:color w:val="1F3564"/>
         </w:rPr>
-        <w:t>4. 기대 효과 및 향후 계획</w:t>
+        <w:t>5. 기대 효과 및 향후 계획</w:t>
       </w:r>
     </w:p>
     <w:p>

--- a/docs/report/Y_OPS_MONITOR_V2_성과보고서.docx
+++ b/docs/report/Y_OPS_MONITOR_V2_성과보고서.docx
@@ -10,10 +10,10 @@
         <w:rPr>
           <w:rFonts w:ascii="Malgun Gothic" w:hAnsi="Malgun Gothic" w:eastAsia="Malgun Gothic"/>
           <w:b/>
-          <w:color w:val="1F3564"/>
+          <w:color w:val="0F1F3D"/>
           <w:sz w:val="40"/>
         </w:rPr>
-        <w:t>AI(Cursor) 활용 개발 성과 보고서</w:t>
+        <w:t>AI 활용 개발 성과 보고서</w:t>
       </w:r>
     </w:p>
     <w:p>
@@ -23,9 +23,13 @@
       <w:r>
         <w:rPr>
           <w:rFonts w:ascii="Malgun Gothic" w:hAnsi="Malgun Gothic" w:eastAsia="Malgun Gothic"/>
+          <w:b w:val="0"/>
+          <w:color w:val="5B677A"/>
           <w:sz w:val="22"/>
         </w:rPr>
-        <w:t>통합 운영 모니터링(SM37·ST22·SXI) 개발을 통한 AI 페어프로그래밍 효율성 검증</w:t>
+        <w:t>Cursor 기반 AI 페어프로그래밍으로 구축한 통합 운영 모니터링</w:t>
+        <w:br/>
+        <w:t>대상: 상무님 포함 사내 동료  ·  발표 기준 약 10분</w:t>
       </w:r>
     </w:p>
     <w:p/>
@@ -36,17 +40,19 @@
       <w:r>
         <w:rPr>
           <w:rFonts w:ascii="Malgun Gothic" w:hAnsi="Malgun Gothic" w:eastAsia="Malgun Gothic"/>
-          <w:color w:val="1F3564"/>
+          <w:color w:val="0F1F3D"/>
         </w:rPr>
-        <w:t>1. 개요</w:t>
+        <w:t>1. 보고 목적</w:t>
       </w:r>
     </w:p>
     <w:p>
       <w:r>
         <w:rPr>
           <w:rFonts w:ascii="Malgun Gothic" w:hAnsi="Malgun Gothic" w:eastAsia="Malgun Gothic"/>
+          <w:b w:val="0"/>
+          <w:sz w:val="22"/>
         </w:rPr>
-        <w:t>운영자가 매일 개별 확인하던 3개 점검 화면(배치 잡·런타임 덤프·인터페이스)을 단일 대시보드로 통합하는 읽기 전용 모니터링 프로그램을 개발하였다. 본 보고서는 개발 결과물 자체보다, 개발 전 과정에 AI 도구(Cursor)를 활용하여 얻은 생산성·품질 효과에 초점을 둔다.</w:t>
+        <w:t>본 보고는 운영 점검 통합 프로그램의 기능 소개보다, 개발 전 과정에 AI 도구(Cursor)와 표준 규칙(.md)을 적용하여 얻은 생산성·품질 효과를 중심으로 정리한다.</w:t>
       </w:r>
     </w:p>
     <w:p>
@@ -56,9 +62,31 @@
       <w:r>
         <w:rPr>
           <w:rFonts w:ascii="Malgun Gothic" w:hAnsi="Malgun Gothic" w:eastAsia="Malgun Gothic"/>
-          <w:color w:val="1F3564"/>
+          <w:color w:val="0F1F3D"/>
         </w:rPr>
-        <w:t>2. AI(Cursor) 활용 방식</w:t>
+        <w:t>2. 문제 인식</w:t>
+      </w:r>
+    </w:p>
+    <w:p>
+      <w:r>
+        <w:rPr>
+          <w:rFonts w:ascii="Malgun Gothic" w:hAnsi="Malgun Gothic" w:eastAsia="Malgun Gothic"/>
+          <w:b w:val="0"/>
+          <w:sz w:val="22"/>
+        </w:rPr>
+        <w:t>운영자는 매일 SM37(배치), ST22(런타임 덤프), SXI_MONITOR(인터페이스)를 개별 트랜잭션으로 확인해야 한다. 점검 채널이 분산되어 화면 전환이 잦고, 누락·지연 리스크와 표준화된 점검 뷰의 부재가 상존한다.</w:t>
+      </w:r>
+    </w:p>
+    <w:p>
+      <w:pPr>
+        <w:pStyle w:val="Heading1"/>
+      </w:pPr>
+      <w:r>
+        <w:rPr>
+          <w:rFonts w:ascii="Malgun Gothic" w:hAnsi="Malgun Gothic" w:eastAsia="Malgun Gothic"/>
+          <w:color w:val="0F1F3D"/>
+        </w:rPr>
+        <w:t>3. 솔루션 요약</w:t>
       </w:r>
     </w:p>
     <w:p>
@@ -69,7 +97,7 @@
         <w:rPr>
           <w:rFonts w:ascii="Malgun Gothic" w:hAnsi="Malgun Gothic" w:eastAsia="Malgun Gothic"/>
         </w:rPr>
-        <w:t>설계 문서 자동화: 설계서 작성·개정 및 결정사항/미결과제 이력 관리를 대화로 진행</w:t>
+        <w:t>단일 트랜잭션 통합 대시보드: 상단 요약 · 중간 Top-N 차트 · 하단 상세 ALV</w:t>
       </w:r>
     </w:p>
     <w:p>
@@ -80,7 +108,7 @@
         <w:rPr>
           <w:rFonts w:ascii="Malgun Gothic" w:hAnsi="Malgun Gothic" w:eastAsia="Malgun Gothic"/>
         </w:rPr>
-        <w:t>자료 분석 자동화: 권한 추적 결과(STAUTHTRACE 엑셀)를 직접 분석해 필요한 권한을 자동 도출</w:t>
+        <w:t>더블클릭 시 표준 상세 화면(잡 로그/덤프/메시지)으로 드릴다운</w:t>
       </w:r>
     </w:p>
     <w:p>
@@ -91,7 +119,7 @@
         <w:rPr>
           <w:rFonts w:ascii="Malgun Gothic" w:hAnsi="Malgun Gothic" w:eastAsia="Malgun Gothic"/>
         </w:rPr>
-        <w:t>표준 기능 조사 자동화: 개발에 필요한 SAP 표준 기능/사용법을 즉시 조사·확인(수작업 문서 탐색 대체)</w:t>
+        <w:t>읽기 전용 설계: 데이터 변경·COMMIT·LOCK 금지, 표준 테이블/FM만 사용</w:t>
       </w:r>
     </w:p>
     <w:p>
@@ -102,7 +130,19 @@
         <w:rPr>
           <w:rFonts w:ascii="Malgun Gothic" w:hAnsi="Malgun Gothic" w:eastAsia="Malgun Gothic"/>
         </w:rPr>
-        <w:t>개발–검증 반복 루프: 코드 생성 → 오류 진단 → 즉시 수정을 빠르게 반복하여 완성도 향상</w:t>
+        <w:t>영역별 권한 격리: 일부 영역 권한 부재 시에도 나머지 영역은 정상 동작</w:t>
+      </w:r>
+    </w:p>
+    <w:p>
+      <w:pPr>
+        <w:pStyle w:val="Heading1"/>
+      </w:pPr>
+      <w:r>
+        <w:rPr>
+          <w:rFonts w:ascii="Malgun Gothic" w:hAnsi="Malgun Gothic" w:eastAsia="Malgun Gothic"/>
+          <w:color w:val="0F1F3D"/>
+        </w:rPr>
+        <w:t>4. AI(Cursor) 적용 방식</w:t>
       </w:r>
     </w:p>
     <w:p>
@@ -113,39 +153,7 @@
         <w:rPr>
           <w:rFonts w:ascii="Malgun Gothic" w:hAnsi="Malgun Gothic" w:eastAsia="Malgun Gothic"/>
         </w:rPr>
-        <w:t>표준·규칙 자동 준수: “읽기 전용”·명명규칙 등 사내 개발 표준을 규칙으로 상시 자동 적용</w:t>
-      </w:r>
-    </w:p>
-    <w:p>
-      <w:pPr>
-        <w:pStyle w:val="Heading1"/>
-      </w:pPr>
-      <w:r>
-        <w:rPr>
-          <w:rFonts w:ascii="Malgun Gothic" w:hAnsi="Malgun Gothic" w:eastAsia="Malgun Gothic"/>
-          <w:color w:val="1F3564"/>
-        </w:rPr>
-        <w:t>3. AI 규칙·스킬(.md) 기반 표준화</w:t>
-      </w:r>
-    </w:p>
-    <w:p>
-      <w:r>
-        <w:rPr>
-          <w:rFonts w:ascii="Malgun Gothic" w:hAnsi="Malgun Gothic" w:eastAsia="Malgun Gothic"/>
-        </w:rPr>
-        <w:t>개발 표준과 작업 절차를 문서 규칙(.md)으로 명문화하여 저장소에 함께 관리한다. 이를 통해 매번 같은 지시를 반복하지 않고도 AI가 사내 표준을 일관되게 준수한다.</w:t>
-      </w:r>
-    </w:p>
-    <w:p>
-      <w:pPr>
-        <w:pStyle w:val="Heading2"/>
-      </w:pPr>
-      <w:r>
-        <w:rPr>
-          <w:rFonts w:ascii="Malgun Gothic" w:hAnsi="Malgun Gothic" w:eastAsia="Malgun Gothic"/>
-          <w:color w:val="1F3564"/>
-        </w:rPr>
-        <w:t>상시 규칙(Rules) — 항상 자동 적용</w:t>
+        <w:t>설계: 설계서 초안·개정 및 결정/미결 이력 관리</w:t>
       </w:r>
     </w:p>
     <w:p>
@@ -156,7 +164,95 @@
         <w:rPr>
           <w:rFonts w:ascii="Malgun Gothic" w:hAnsi="Malgun Gothic" w:eastAsia="Malgun Gothic"/>
         </w:rPr>
-        <w:t>.cursor/rules/abap-project-conventions: 모든 작업에 상시 적용되는 불변식</w:t>
+        <w:t>분석: STAUTHTRACE 엑셀 분석으로 필요 권한 객체 도출</w:t>
+      </w:r>
+    </w:p>
+    <w:p>
+      <w:pPr>
+        <w:pStyle w:val="ListBullet"/>
+      </w:pPr>
+      <w:r>
+        <w:rPr>
+          <w:rFonts w:ascii="Malgun Gothic" w:hAnsi="Malgun Gothic" w:eastAsia="Malgun Gothic"/>
+        </w:rPr>
+        <w:t>조사: SAP 표준 FM·화면 사용법의 즉시 확인</w:t>
+      </w:r>
+    </w:p>
+    <w:p>
+      <w:pPr>
+        <w:pStyle w:val="ListBullet"/>
+      </w:pPr>
+      <w:r>
+        <w:rPr>
+          <w:rFonts w:ascii="Malgun Gothic" w:hAnsi="Malgun Gothic" w:eastAsia="Malgun Gothic"/>
+        </w:rPr>
+        <w:t>구현: 코드 생성 → 오류 진단 → 수정 루프 가속</w:t>
+      </w:r>
+    </w:p>
+    <w:p>
+      <w:pPr>
+        <w:pStyle w:val="ListBullet"/>
+      </w:pPr>
+      <w:r>
+        <w:rPr>
+          <w:rFonts w:ascii="Malgun Gothic" w:hAnsi="Malgun Gothic" w:eastAsia="Malgun Gothic"/>
+        </w:rPr>
+        <w:t>검증: 리뷰·표준 준수 점검, 문서/PR 품질 균일화</w:t>
+      </w:r>
+    </w:p>
+    <w:p>
+      <w:r>
+        <w:rPr>
+          <w:rFonts w:ascii="Malgun Gothic" w:hAnsi="Malgun Gothic" w:eastAsia="Malgun Gothic"/>
+          <w:b w:val="0"/>
+          <w:sz w:val="22"/>
+        </w:rPr>
+        <w:t>역할 분담: AI는 조사·초안·반복 수정을 담당하고, 개발자는 요구 확정·설계 의사결정·결과 검증·운영 책임을 담당한다.</w:t>
+      </w:r>
+    </w:p>
+    <w:p>
+      <w:pPr>
+        <w:pStyle w:val="Heading1"/>
+      </w:pPr>
+      <w:r>
+        <w:rPr>
+          <w:rFonts w:ascii="Malgun Gothic" w:hAnsi="Malgun Gothic" w:eastAsia="Malgun Gothic"/>
+          <w:color w:val="0F1F3D"/>
+        </w:rPr>
+        <w:t>5. Rules / Skills(.md) 기반 표준화</w:t>
+      </w:r>
+    </w:p>
+    <w:p>
+      <w:r>
+        <w:rPr>
+          <w:rFonts w:ascii="Malgun Gothic" w:hAnsi="Malgun Gothic" w:eastAsia="Malgun Gothic"/>
+          <w:b w:val="0"/>
+          <w:sz w:val="22"/>
+        </w:rPr>
+        <w:t>개발 표준과 작업 절차를 저장소의 .md 파일로 명문화하여, 세션·담당자가 바뀌어도 동일 기준이 자동 적용되도록 하였다.</w:t>
+      </w:r>
+    </w:p>
+    <w:p>
+      <w:pPr>
+        <w:pStyle w:val="Heading2"/>
+      </w:pPr>
+      <w:r>
+        <w:rPr>
+          <w:rFonts w:ascii="Malgun Gothic" w:hAnsi="Malgun Gothic" w:eastAsia="Malgun Gothic"/>
+          <w:color w:val="0F1F3D"/>
+        </w:rPr>
+        <w:t>5.1 Rules (상시 자동 적용)</w:t>
+      </w:r>
+    </w:p>
+    <w:p>
+      <w:pPr>
+        <w:pStyle w:val="ListBullet"/>
+      </w:pPr>
+      <w:r>
+        <w:rPr>
+          <w:rFonts w:ascii="Malgun Gothic" w:hAnsi="Malgun Gothic" w:eastAsia="Malgun Gothic"/>
+        </w:rPr>
+        <w:t>.cursor/rules/abap-project-conventions</w:t>
       </w:r>
     </w:p>
     <w:p>
@@ -167,18 +263,7 @@
         <w:rPr>
           <w:rFonts w:ascii="Malgun Gothic" w:hAnsi="Malgun Gothic" w:eastAsia="Malgun Gothic"/>
         </w:rPr>
-        <w:t>읽기 전용(데이터 변경·COMMIT·LOCK 금지) 원칙 강제</w:t>
-      </w:r>
-    </w:p>
-    <w:p>
-      <w:pPr>
-        <w:pStyle w:val="ListBullet2"/>
-      </w:pPr>
-      <w:r>
-        <w:rPr>
-          <w:rFonts w:ascii="Malgun Gothic" w:hAnsi="Malgun Gothic" w:eastAsia="Malgun Gothic"/>
-        </w:rPr>
-        <w:t>SAP 표준 테이블/함수모듈만 사용, 명명규칙·인터페이스 기반 OO 구조 준수</w:t>
+        <w:t>읽기 전용 불변식, 표준 객체만 사용, 기간 제한 SELECT, 인터페이스 기반 OO</w:t>
       </w:r>
     </w:p>
     <w:p>
@@ -188,9 +273,9 @@
       <w:r>
         <w:rPr>
           <w:rFonts w:ascii="Malgun Gothic" w:hAnsi="Malgun Gothic" w:eastAsia="Malgun Gothic"/>
-          <w:color w:val="1F3564"/>
+          <w:color w:val="0F1F3D"/>
         </w:rPr>
-        <w:t>온디맨드 스킬(Skills) — 작업 유형별 검증 플레이북</w:t>
+        <w:t>5.2 Skills (작업 유형별 플레이북)</w:t>
       </w:r>
     </w:p>
     <w:p>
@@ -201,29 +286,7 @@
         <w:rPr>
           <w:rFonts w:ascii="Malgun Gothic" w:hAnsi="Malgun Gothic" w:eastAsia="Malgun Gothic"/>
         </w:rPr>
-        <w:t>.cursor/skills: 필요 시 호출하는 재사용 가능한 절차 모음</w:t>
-      </w:r>
-    </w:p>
-    <w:p>
-      <w:pPr>
-        <w:pStyle w:val="ListBullet2"/>
-      </w:pPr>
-      <w:r>
-        <w:rPr>
-          <w:rFonts w:ascii="Malgun Gothic" w:hAnsi="Malgun Gothic" w:eastAsia="Malgun Gothic"/>
-        </w:rPr>
-        <w:t>구현: 읽기전용 모니터링 / 클린 OO ABAP / 성능 튜닝 / 체계적 디버깅</w:t>
-      </w:r>
-    </w:p>
-    <w:p>
-      <w:pPr>
-        <w:pStyle w:val="ListBullet2"/>
-      </w:pPr>
-      <w:r>
-        <w:rPr>
-          <w:rFonts w:ascii="Malgun Gothic" w:hAnsi="Malgun Gothic" w:eastAsia="Malgun Gothic"/>
-        </w:rPr>
-        <w:t>검토·문서화: 코드리뷰 / 설계서 작성 / 커밋 메시지 / PR 작성</w:t>
+        <w:t>.cursor/skills — 읽기전용 모니터링, 클린 OO, 성능, 코드리뷰, 디버깅, 설계서/커밋/PR</w:t>
       </w:r>
     </w:p>
     <w:p>
@@ -233,9 +296,9 @@
       <w:r>
         <w:rPr>
           <w:rFonts w:ascii="Malgun Gothic" w:hAnsi="Malgun Gothic" w:eastAsia="Malgun Gothic"/>
-          <w:color w:val="1F3564"/>
+          <w:color w:val="0F1F3D"/>
         </w:rPr>
-        <w:t>md 파일 활용 효율 효과</w:t>
+        <w:t>5.3 실무 효과</w:t>
       </w:r>
     </w:p>
     <w:p>
@@ -246,7 +309,7 @@
         <w:rPr>
           <w:rFonts w:ascii="Malgun Gothic" w:hAnsi="Malgun Gothic" w:eastAsia="Malgun Gothic"/>
         </w:rPr>
-        <w:t>표준을 매번 설명할 필요 없이 일관 적용 → 재작업·휴먼 에러 감소</w:t>
+        <w:t>표준 설명 반복 제거, 재작업·휴먼에러 감소, 리뷰/문서 품질 균일화, 온보딩 가속</w:t>
       </w:r>
     </w:p>
     <w:p>
@@ -257,18 +320,7 @@
         <w:rPr>
           <w:rFonts w:ascii="Malgun Gothic" w:hAnsi="Malgun Gothic" w:eastAsia="Malgun Gothic"/>
         </w:rPr>
-        <w:t>리뷰·문서 산출물의 품질 균일화 및 신규 인력 온보딩 가속</w:t>
-      </w:r>
-    </w:p>
-    <w:p>
-      <w:pPr>
-        <w:pStyle w:val="ListBullet"/>
-      </w:pPr>
-      <w:r>
-        <w:rPr>
-          <w:rFonts w:ascii="Malgun Gothic" w:hAnsi="Malgun Gothic" w:eastAsia="Malgun Gothic"/>
-        </w:rPr>
-        <w:t>규칙/스킬을 코드처럼 버전관리(.md)하여 팀 전체가 동일 기준으로 재사용·개선</w:t>
+        <w:t>규칙 자체를 버전관리하여 팀 단위로 개선·재사용</w:t>
       </w:r>
     </w:p>
     <w:p>
@@ -278,9 +330,9 @@
       <w:r>
         <w:rPr>
           <w:rFonts w:ascii="Malgun Gothic" w:hAnsi="Malgun Gothic" w:eastAsia="Malgun Gothic"/>
-          <w:color w:val="1F3564"/>
+          <w:color w:val="0F1F3D"/>
         </w:rPr>
-        <w:t>4. 효율성 · 성과 (정성 위주, 추정)</w:t>
+        <w:t>6. 효율성 · 성과 (정성 · 추정)</w:t>
       </w:r>
     </w:p>
     <w:p>
@@ -290,7 +342,7 @@
       <w:r>
         <w:rPr>
           <w:rFonts w:ascii="Malgun Gothic" w:hAnsi="Malgun Gothic" w:eastAsia="Malgun Gothic"/>
-          <w:color w:val="1F3564"/>
+          <w:color w:val="0F1F3D"/>
         </w:rPr>
         <w:t>개발 생산성</w:t>
       </w:r>
@@ -303,7 +355,19 @@
         <w:rPr>
           <w:rFonts w:ascii="Malgun Gothic" w:hAnsi="Malgun Gothic" w:eastAsia="Malgun Gothic"/>
         </w:rPr>
-        <w:t>설계–구현–검토를 하나의 흐름으로 진행(맥락 유지) → 진행 속도 향상</w:t>
+        <w:t>설계–구현–검토를 단일 맥락으로 유지, 요구 변경의 즉시 반영</w:t>
+      </w:r>
+    </w:p>
+    <w:p>
+      <w:pPr>
+        <w:pStyle w:val="Heading2"/>
+      </w:pPr>
+      <w:r>
+        <w:rPr>
+          <w:rFonts w:ascii="Malgun Gothic" w:hAnsi="Malgun Gothic" w:eastAsia="Malgun Gothic"/>
+          <w:color w:val="0F1F3D"/>
+        </w:rPr>
+        <w:t>리서치 부담</w:t>
       </w:r>
     </w:p>
     <w:p>
@@ -314,7 +378,7 @@
         <w:rPr>
           <w:rFonts w:ascii="Malgun Gothic" w:hAnsi="Malgun Gothic" w:eastAsia="Malgun Gothic"/>
         </w:rPr>
-        <w:t>요구 변경을 즉시 반영하는 반복 개선으로 완성도 조기 확보</w:t>
+        <w:t>표준 FM/권한/화면 조사를 대화로 해결하여 탐색 시간 절감</w:t>
       </w:r>
     </w:p>
     <w:p>
@@ -324,9 +388,9 @@
       <w:r>
         <w:rPr>
           <w:rFonts w:ascii="Malgun Gothic" w:hAnsi="Malgun Gothic" w:eastAsia="Malgun Gothic"/>
-          <w:color w:val="1F3564"/>
+          <w:color w:val="0F1F3D"/>
         </w:rPr>
-        <w:t>리서치 부담 감소</w:t>
+        <w:t>품질 · 표준</w:t>
       </w:r>
     </w:p>
     <w:p>
@@ -337,19 +401,30 @@
         <w:rPr>
           <w:rFonts w:ascii="Malgun Gothic" w:hAnsi="Malgun Gothic" w:eastAsia="Malgun Gothic"/>
         </w:rPr>
-        <w:t>표준 기능/사용법 조사를 대화로 즉시 해결 → 탐색 시간 절감</w:t>
+        <w:t>Rules/Skills로 사내 표준 일관 적용, 재작업·품질 편차 축소</w:t>
+      </w:r>
+    </w:p>
+    <w:p>
+      <w:r>
+        <w:rPr>
+          <w:rFonts w:ascii="Malgun Gothic" w:hAnsi="Malgun Gothic" w:eastAsia="Malgun Gothic"/>
+          <w:b w:val="0"/>
+          <w:color w:val="5B677A"/>
+          <w:sz w:val="22"/>
+        </w:rPr>
+        <w:t>효과 규모는 정성 추정이며, 향후 동일 난이도 과제에 대해 개발 소요시간 전/후 비교로 수치화할 예정이다.</w:t>
       </w:r>
     </w:p>
     <w:p>
       <w:pPr>
-        <w:pStyle w:val="Heading2"/>
+        <w:pStyle w:val="Heading1"/>
       </w:pPr>
       <w:r>
         <w:rPr>
           <w:rFonts w:ascii="Malgun Gothic" w:hAnsi="Malgun Gothic" w:eastAsia="Malgun Gothic"/>
-          <w:color w:val="1F3564"/>
+          <w:color w:val="0F1F3D"/>
         </w:rPr>
-        <w:t>품질 · 표준 준수</w:t>
+        <w:t>7. 기대 효과 및 향후 계획</w:t>
       </w:r>
     </w:p>
     <w:p>
@@ -360,19 +435,7 @@
         <w:rPr>
           <w:rFonts w:ascii="Malgun Gothic" w:hAnsi="Malgun Gothic" w:eastAsia="Malgun Gothic"/>
         </w:rPr>
-        <w:t>사내 표준의 일관 적용으로 휴먼 에러 및 재작업 감소</w:t>
-      </w:r>
-    </w:p>
-    <w:p>
-      <w:pPr>
-        <w:pStyle w:val="Heading2"/>
-      </w:pPr>
-      <w:r>
-        <w:rPr>
-          <w:rFonts w:ascii="Malgun Gothic" w:hAnsi="Malgun Gothic" w:eastAsia="Malgun Gothic"/>
-          <w:color w:val="1F3564"/>
-        </w:rPr>
-        <w:t>효과 규모(추정)</w:t>
+        <w:t>기대: 운영 점검 시간 단축·누락 방지, 운영 안전성, AI 적용 가능성 확인, 표준 자산화</w:t>
       </w:r>
     </w:p>
     <w:p>
@@ -383,18 +446,7 @@
         <w:rPr>
           <w:rFonts w:ascii="Malgun Gothic" w:hAnsi="Malgun Gothic" w:eastAsia="Malgun Gothic"/>
         </w:rPr>
-        <w:t>설계 문서화·표준 조사·오류 수정 사이클 시간이 수작업 대비 크게 단축(추정)</w:t>
-      </w:r>
-    </w:p>
-    <w:p>
-      <w:pPr>
-        <w:pStyle w:val="ListBullet"/>
-      </w:pPr>
-      <w:r>
-        <w:rPr>
-          <w:rFonts w:ascii="Malgun Gothic" w:hAnsi="Malgun Gothic" w:eastAsia="Malgun Gothic"/>
-        </w:rPr>
-        <w:t>정량 수치는 향후 개발 소요시간 전/후 비교로 실측하여 보완 예정</w:t>
+        <w:t>향후: 정식 오브젝트화, 정량 실측, 유사 과제 확대, 팀 AI 활용 가이드라인 정리</w:t>
       </w:r>
     </w:p>
     <w:p>
@@ -404,58 +456,25 @@
       <w:r>
         <w:rPr>
           <w:rFonts w:ascii="Malgun Gothic" w:hAnsi="Malgun Gothic" w:eastAsia="Malgun Gothic"/>
-          <w:color w:val="1F3564"/>
+          <w:color w:val="0F1F3D"/>
         </w:rPr>
-        <w:t>5. 기대 효과 및 향후 계획</w:t>
+        <w:t>8. 핵심 메시지</w:t>
       </w:r>
     </w:p>
     <w:p>
-      <w:pPr>
-        <w:pStyle w:val="ListBullet"/>
-      </w:pPr>
       <w:r>
         <w:rPr>
           <w:rFonts w:ascii="Malgun Gothic" w:hAnsi="Malgun Gothic" w:eastAsia="Malgun Gothic"/>
+          <w:b/>
+          <w:color w:val="0F1F3D"/>
+          <w:sz w:val="22"/>
         </w:rPr>
-        <w:t>기대 효과: 운영 점검 시간 단축·누락 방지, 운영 안전성(읽기 전용) 확보</w:t>
-      </w:r>
-    </w:p>
-    <w:p>
-      <w:pPr>
-        <w:pStyle w:val="ListBullet"/>
-      </w:pPr>
-      <w:r>
-        <w:rPr>
-          <w:rFonts w:ascii="Malgun Gothic" w:hAnsi="Malgun Gothic" w:eastAsia="Malgun Gothic"/>
-        </w:rPr>
-        <w:t>기대 효과: AI 페어프로그래밍의 사내 개발 생산성 향상 가능성 확인</w:t>
-      </w:r>
-    </w:p>
-    <w:p>
-      <w:pPr>
-        <w:pStyle w:val="ListBullet"/>
-      </w:pPr>
-      <w:r>
-        <w:rPr>
-          <w:rFonts w:ascii="Malgun Gothic" w:hAnsi="Malgun Gothic" w:eastAsia="Malgun Gothic"/>
-        </w:rPr>
-        <w:t>향후 계획: 검증본 정식 오브젝트화 및 기능 고도화</w:t>
-      </w:r>
-    </w:p>
-    <w:p>
-      <w:pPr>
-        <w:pStyle w:val="ListBullet"/>
-      </w:pPr>
-      <w:r>
-        <w:rPr>
-          <w:rFonts w:ascii="Malgun Gothic" w:hAnsi="Malgun Gothic" w:eastAsia="Malgun Gothic"/>
-        </w:rPr>
-        <w:t>향후 계획: 정량 효과 실측 및 타 개발 과제로의 확대 적용 검토</w:t>
+        <w:t>운영 점검을 통합하는 동시에, AI와 표준(.md)을 결합해 개발 생산성과 품질을 함께 끌어올린 실행 사례이다.</w:t>
       </w:r>
     </w:p>
     <w:sectPr>
       <w:pgSz w:w="12240" w:h="15840"/>
-      <w:pgMar w:top="1440" w:right="1800" w:bottom="1440" w:left="1800" w:header="720" w:footer="720" w:gutter="0"/>
+      <w:pgMar w:top="1134" w:right="1247" w:bottom="1134" w:left="1247" w:header="720" w:footer="720" w:gutter="0"/>
       <w:cols w:space="720"/>
       <w:docGrid w:linePitch="360"/>
     </w:sectPr>
@@ -828,7 +847,7 @@
     <w:rsid w:val="00FC693F"/>
     <w:rPr>
       <w:rFonts w:ascii="Malgun Gothic" w:hAnsi="Malgun Gothic" w:eastAsia="Malgun Gothic"/>
-      <w:sz w:val="21"/>
+      <w:sz w:val="22"/>
     </w:rPr>
   </w:style>
   <w:style w:type="paragraph" w:styleId="Header">

--- a/docs/report/Y_OPS_MONITOR_V2_성과보고서.docx
+++ b/docs/report/Y_OPS_MONITOR_V2_성과보고서.docx
@@ -10,10 +10,10 @@
         <w:rPr>
           <w:rFonts w:ascii="Malgun Gothic" w:hAnsi="Malgun Gothic" w:eastAsia="Malgun Gothic"/>
           <w:b/>
-          <w:color w:val="0F1F3D"/>
-          <w:sz w:val="40"/>
+          <w:color w:val="0B1220"/>
+          <w:sz w:val="36"/>
         </w:rPr>
-        <w:t>AI 활용 개발 성과 보고서</w:t>
+        <w:t>AI를 쓰는 것과 AI를 잘 쓰는 것은 다릅니다</w:t>
       </w:r>
     </w:p>
     <w:p>
@@ -24,12 +24,12 @@
         <w:rPr>
           <w:rFonts w:ascii="Malgun Gothic" w:hAnsi="Malgun Gothic" w:eastAsia="Malgun Gothic"/>
           <w:b w:val="0"/>
-          <w:color w:val="5B677A"/>
+          <w:color w:val="5A6678"/>
           <w:sz w:val="22"/>
         </w:rPr>
-        <w:t>Cursor 기반 AI 페어프로그래밍으로 구축한 통합 운영 모니터링</w:t>
+        <w:t>개발 업무에서의 AI 활용 효율과 조직이 가져가야 할 방향</w:t>
         <w:br/>
-        <w:t>대상: 상무님 포함 사내 동료  ·  발표 기준 약 10분</w:t>
+        <w:t>사례: SAP 통합 운영 모니터링 개발 (Cursor)  ·  약 10분 브리핑</w:t>
       </w:r>
     </w:p>
     <w:p/>
@@ -40,9 +40,9 @@
       <w:r>
         <w:rPr>
           <w:rFonts w:ascii="Malgun Gothic" w:hAnsi="Malgun Gothic" w:eastAsia="Malgun Gothic"/>
-          <w:color w:val="0F1F3D"/>
+          <w:color w:val="0B1220"/>
         </w:rPr>
-        <w:t>1. 보고 목적</w:t>
+        <w:t>1. 논의의 축</w:t>
       </w:r>
     </w:p>
     <w:p>
@@ -52,41 +52,7 @@
           <w:b w:val="0"/>
           <w:sz w:val="22"/>
         </w:rPr>
-        <w:t>본 보고는 운영 점검 통합 프로그램의 기능 소개보다, 개발 전 과정에 AI 도구(Cursor)와 표준 규칙(.md)을 적용하여 얻은 생산성·품질 효과를 중심으로 정리한다.</w:t>
-      </w:r>
-    </w:p>
-    <w:p>
-      <w:pPr>
-        <w:pStyle w:val="Heading1"/>
-      </w:pPr>
-      <w:r>
-        <w:rPr>
-          <w:rFonts w:ascii="Malgun Gothic" w:hAnsi="Malgun Gothic" w:eastAsia="Malgun Gothic"/>
-          <w:color w:val="0F1F3D"/>
-        </w:rPr>
-        <w:t>2. 문제 인식</w:t>
-      </w:r>
-    </w:p>
-    <w:p>
-      <w:r>
-        <w:rPr>
-          <w:rFonts w:ascii="Malgun Gothic" w:hAnsi="Malgun Gothic" w:eastAsia="Malgun Gothic"/>
-          <w:b w:val="0"/>
-          <w:sz w:val="22"/>
-        </w:rPr>
-        <w:t>운영자는 매일 SM37(배치), ST22(런타임 덤프), SXI_MONITOR(인터페이스)를 개별 트랜잭션으로 확인해야 한다. 점검 채널이 분산되어 화면 전환이 잦고, 누락·지연 리스크와 표준화된 점검 뷰의 부재가 상존한다.</w:t>
-      </w:r>
-    </w:p>
-    <w:p>
-      <w:pPr>
-        <w:pStyle w:val="Heading1"/>
-      </w:pPr>
-      <w:r>
-        <w:rPr>
-          <w:rFonts w:ascii="Malgun Gothic" w:hAnsi="Malgun Gothic" w:eastAsia="Malgun Gothic"/>
-          <w:color w:val="0F1F3D"/>
-        </w:rPr>
-        <w:t>3. 솔루션 요약</w:t>
+        <w:t>본 보고의 주목적은 특정 프로그램의 기능 설명이 아니다. AI를 어디에 어떻게 붙일 때 생산성이 올라가는지, 그리고 개인 역량이 아닌 조직 역량으로 남기려면 무엇이 필요한지를 다룬다.</w:t>
       </w:r>
     </w:p>
     <w:p>
@@ -97,7 +63,7 @@
         <w:rPr>
           <w:rFonts w:ascii="Malgun Gothic" w:hAnsi="Malgun Gothic" w:eastAsia="Malgun Gothic"/>
         </w:rPr>
-        <w:t>단일 트랜잭션 통합 대시보드: 상단 요약 · 중간 Top-N 차트 · 하단 상세 ALV</w:t>
+        <w:t>효율: 조사·초안·반복 수정·표준 적용을 AI에 맡기는 구조</w:t>
       </w:r>
     </w:p>
     <w:p>
@@ -108,7 +74,19 @@
         <w:rPr>
           <w:rFonts w:ascii="Malgun Gothic" w:hAnsi="Malgun Gothic" w:eastAsia="Malgun Gothic"/>
         </w:rPr>
-        <w:t>더블클릭 시 표준 상세 화면(잡 로그/덤프/메시지)으로 드릴다운</w:t>
+        <w:t>방향: 규칙·스킬·재사용·측정으로 조직화</w:t>
+      </w:r>
+    </w:p>
+    <w:p>
+      <w:pPr>
+        <w:pStyle w:val="Heading1"/>
+      </w:pPr>
+      <w:r>
+        <w:rPr>
+          <w:rFonts w:ascii="Malgun Gothic" w:hAnsi="Malgun Gothic" w:eastAsia="Malgun Gothic"/>
+          <w:color w:val="0B1220"/>
+        </w:rPr>
+        <w:t>2. AI를 도입해도 효율이 안 나는 경우</w:t>
       </w:r>
     </w:p>
     <w:p>
@@ -119,7 +97,7 @@
         <w:rPr>
           <w:rFonts w:ascii="Malgun Gothic" w:hAnsi="Malgun Gothic" w:eastAsia="Malgun Gothic"/>
         </w:rPr>
-        <w:t>읽기 전용 설계: 데이터 변경·COMMIT·LOCK 금지, 표준 테이블/FM만 사용</w:t>
+        <w:t>매번 다른 지시 — 같은 표준을 대화마다 다시 설명 → 결과 편차</w:t>
       </w:r>
     </w:p>
     <w:p>
@@ -130,19 +108,7 @@
         <w:rPr>
           <w:rFonts w:ascii="Malgun Gothic" w:hAnsi="Malgun Gothic" w:eastAsia="Malgun Gothic"/>
         </w:rPr>
-        <w:t>영역별 권한 격리: 일부 영역 권한 부재 시에도 나머지 영역은 정상 동작</w:t>
-      </w:r>
-    </w:p>
-    <w:p>
-      <w:pPr>
-        <w:pStyle w:val="Heading1"/>
-      </w:pPr>
-      <w:r>
-        <w:rPr>
-          <w:rFonts w:ascii="Malgun Gothic" w:hAnsi="Malgun Gothic" w:eastAsia="Malgun Gothic"/>
-          <w:color w:val="0F1F3D"/>
-        </w:rPr>
-        <w:t>4. AI(Cursor) 적용 방식</w:t>
+        <w:t>조사 없는 생성 — 근거 없이 코드만 생성 → 검증·재작업 비용 증가</w:t>
       </w:r>
     </w:p>
     <w:p>
@@ -153,7 +119,7 @@
         <w:rPr>
           <w:rFonts w:ascii="Malgun Gothic" w:hAnsi="Malgun Gothic" w:eastAsia="Malgun Gothic"/>
         </w:rPr>
-        <w:t>설계: 설계서 초안·개정 및 결정/미결 이력 관리</w:t>
+        <w:t>개인 의존 — 잘하는 사람만 잘 씀 → 조직 생산성으로 전이되지 않음</w:t>
       </w:r>
     </w:p>
     <w:p>
@@ -164,7 +130,19 @@
         <w:rPr>
           <w:rFonts w:ascii="Malgun Gothic" w:hAnsi="Malgun Gothic" w:eastAsia="Malgun Gothic"/>
         </w:rPr>
-        <w:t>분석: STAUTHTRACE 엑셀 분석으로 필요 권한 객체 도출</w:t>
+        <w:t>결과물 중심 평가 — 산출물 유무만 보고 재사용·표준화는 남지 않음</w:t>
+      </w:r>
+    </w:p>
+    <w:p>
+      <w:pPr>
+        <w:pStyle w:val="Heading1"/>
+      </w:pPr>
+      <w:r>
+        <w:rPr>
+          <w:rFonts w:ascii="Malgun Gothic" w:hAnsi="Malgun Gothic" w:eastAsia="Malgun Gothic"/>
+          <w:color w:val="0B1220"/>
+        </w:rPr>
+        <w:t>3. 효율이 나는 AI 활용의 조건</w:t>
       </w:r>
     </w:p>
     <w:p>
@@ -175,7 +153,7 @@
         <w:rPr>
           <w:rFonts w:ascii="Malgun Gothic" w:hAnsi="Malgun Gothic" w:eastAsia="Malgun Gothic"/>
         </w:rPr>
-        <w:t>조사: SAP 표준 FM·화면 사용법의 즉시 확인</w:t>
+        <w:t>범위 고정: AI(조사·초안·반복 수정) / 사람(판단·책임·운영 확정)</w:t>
       </w:r>
     </w:p>
     <w:p>
@@ -186,7 +164,7 @@
         <w:rPr>
           <w:rFonts w:ascii="Malgun Gothic" w:hAnsi="Malgun Gothic" w:eastAsia="Malgun Gothic"/>
         </w:rPr>
-        <w:t>구현: 코드 생성 → 오류 진단 → 수정 루프 가속</w:t>
+        <w:t>표준 선반영: Rules(상시) · Skills(작업별 절차)를 저장소에 고정</w:t>
       </w:r>
     </w:p>
     <w:p>
@@ -197,7 +175,19 @@
         <w:rPr>
           <w:rFonts w:ascii="Malgun Gothic" w:hAnsi="Malgun Gothic" w:eastAsia="Malgun Gothic"/>
         </w:rPr>
-        <w:t>검증: 리뷰·표준 준수 점검, 문서/PR 품질 균일화</w:t>
+        <w:t>검증 루프: 생성으로 끝내지 않고 진단–수정–확인을 짧게 반복</w:t>
+      </w:r>
+    </w:p>
+    <w:p>
+      <w:pPr>
+        <w:pStyle w:val="Heading1"/>
+      </w:pPr>
+      <w:r>
+        <w:rPr>
+          <w:rFonts w:ascii="Malgun Gothic" w:hAnsi="Malgun Gothic" w:eastAsia="Malgun Gothic"/>
+          <w:color w:val="0B1220"/>
+        </w:rPr>
+        <w:t>4. 적용 사례에서 확인한 것</w:t>
       </w:r>
     </w:p>
     <w:p>
@@ -207,41 +197,7 @@
           <w:b w:val="0"/>
           <w:sz w:val="22"/>
         </w:rPr>
-        <w:t>역할 분담: AI는 조사·초안·반복 수정을 담당하고, 개발자는 요구 확정·설계 의사결정·결과 검증·운영 책임을 담당한다.</w:t>
-      </w:r>
-    </w:p>
-    <w:p>
-      <w:pPr>
-        <w:pStyle w:val="Heading1"/>
-      </w:pPr>
-      <w:r>
-        <w:rPr>
-          <w:rFonts w:ascii="Malgun Gothic" w:hAnsi="Malgun Gothic" w:eastAsia="Malgun Gothic"/>
-          <w:color w:val="0F1F3D"/>
-        </w:rPr>
-        <w:t>5. Rules / Skills(.md) 기반 표준화</w:t>
-      </w:r>
-    </w:p>
-    <w:p>
-      <w:r>
-        <w:rPr>
-          <w:rFonts w:ascii="Malgun Gothic" w:hAnsi="Malgun Gothic" w:eastAsia="Malgun Gothic"/>
-          <w:b w:val="0"/>
-          <w:sz w:val="22"/>
-        </w:rPr>
-        <w:t>개발 표준과 작업 절차를 저장소의 .md 파일로 명문화하여, 세션·담당자가 바뀌어도 동일 기준이 자동 적용되도록 하였다.</w:t>
-      </w:r>
-    </w:p>
-    <w:p>
-      <w:pPr>
-        <w:pStyle w:val="Heading2"/>
-      </w:pPr>
-      <w:r>
-        <w:rPr>
-          <w:rFonts w:ascii="Malgun Gothic" w:hAnsi="Malgun Gothic" w:eastAsia="Malgun Gothic"/>
-          <w:color w:val="0F1F3D"/>
-        </w:rPr>
-        <w:t>5.1 Rules (상시 자동 적용)</w:t>
+        <w:t>SAP 통합 운영 모니터링 개발은 목적물이 아니라 검증 무대였다. 설계–분석–구현–표준 적용을 한 과제로 관통하며 아래를 확인했다.</w:t>
       </w:r>
     </w:p>
     <w:p>
@@ -252,30 +208,7 @@
         <w:rPr>
           <w:rFonts w:ascii="Malgun Gothic" w:hAnsi="Malgun Gothic" w:eastAsia="Malgun Gothic"/>
         </w:rPr>
-        <w:t>.cursor/rules/abap-project-conventions</w:t>
-      </w:r>
-    </w:p>
-    <w:p>
-      <w:pPr>
-        <w:pStyle w:val="ListBullet2"/>
-      </w:pPr>
-      <w:r>
-        <w:rPr>
-          <w:rFonts w:ascii="Malgun Gothic" w:hAnsi="Malgun Gothic" w:eastAsia="Malgun Gothic"/>
-        </w:rPr>
-        <w:t>읽기 전용 불변식, 표준 객체만 사용, 기간 제한 SELECT, 인터페이스 기반 OO</w:t>
-      </w:r>
-    </w:p>
-    <w:p>
-      <w:pPr>
-        <w:pStyle w:val="Heading2"/>
-      </w:pPr>
-      <w:r>
-        <w:rPr>
-          <w:rFonts w:ascii="Malgun Gothic" w:hAnsi="Malgun Gothic" w:eastAsia="Malgun Gothic"/>
-          <w:color w:val="0F1F3D"/>
-        </w:rPr>
-        <w:t>5.2 Skills (작업 유형별 플레이북)</w:t>
+        <w:t>AI는 “대신 코딩”보다 “조사–초안–수정의 가속기”로 쓸 때 효과가 큼</w:t>
       </w:r>
     </w:p>
     <w:p>
@@ -286,19 +219,7 @@
         <w:rPr>
           <w:rFonts w:ascii="Malgun Gothic" w:hAnsi="Malgun Gothic" w:eastAsia="Malgun Gothic"/>
         </w:rPr>
-        <w:t>.cursor/skills — 읽기전용 모니터링, 클린 OO, 성능, 코드리뷰, 디버깅, 설계서/커밋/PR</w:t>
-      </w:r>
-    </w:p>
-    <w:p>
-      <w:pPr>
-        <w:pStyle w:val="Heading2"/>
-      </w:pPr>
-      <w:r>
-        <w:rPr>
-          <w:rFonts w:ascii="Malgun Gothic" w:hAnsi="Malgun Gothic" w:eastAsia="Malgun Gothic"/>
-          <w:color w:val="0F1F3D"/>
-        </w:rPr>
-        <w:t>5.3 실무 효과</w:t>
+        <w:t>표준을 .md로 고정하지 않으면 같은 실수를 세션마다 반복함</w:t>
       </w:r>
     </w:p>
     <w:p>
@@ -309,7 +230,19 @@
         <w:rPr>
           <w:rFonts w:ascii="Malgun Gothic" w:hAnsi="Malgun Gothic" w:eastAsia="Malgun Gothic"/>
         </w:rPr>
-        <w:t>표준 설명 반복 제거, 재작업·휴먼에러 감소, 리뷰/문서 품질 균일화, 온보딩 가속</w:t>
+        <w:t>사람이 판단과 검증에 집중할수록 전체 리드타임이 줄어듦</w:t>
+      </w:r>
+    </w:p>
+    <w:p>
+      <w:pPr>
+        <w:pStyle w:val="Heading1"/>
+      </w:pPr>
+      <w:r>
+        <w:rPr>
+          <w:rFonts w:ascii="Malgun Gothic" w:hAnsi="Malgun Gothic" w:eastAsia="Malgun Gothic"/>
+          <w:color w:val="0B1220"/>
+        </w:rPr>
+        <w:t>5. 효율을 재현 가능하게 만드는 장치</w:t>
       </w:r>
     </w:p>
     <w:p>
@@ -320,31 +253,7 @@
         <w:rPr>
           <w:rFonts w:ascii="Malgun Gothic" w:hAnsi="Malgun Gothic" w:eastAsia="Malgun Gothic"/>
         </w:rPr>
-        <w:t>규칙 자체를 버전관리하여 팀 단위로 개선·재사용</w:t>
-      </w:r>
-    </w:p>
-    <w:p>
-      <w:pPr>
-        <w:pStyle w:val="Heading1"/>
-      </w:pPr>
-      <w:r>
-        <w:rPr>
-          <w:rFonts w:ascii="Malgun Gothic" w:hAnsi="Malgun Gothic" w:eastAsia="Malgun Gothic"/>
-          <w:color w:val="0F1F3D"/>
-        </w:rPr>
-        <w:t>6. 효율성 · 성과 (정성 · 추정)</w:t>
-      </w:r>
-    </w:p>
-    <w:p>
-      <w:pPr>
-        <w:pStyle w:val="Heading2"/>
-      </w:pPr>
-      <w:r>
-        <w:rPr>
-          <w:rFonts w:ascii="Malgun Gothic" w:hAnsi="Malgun Gothic" w:eastAsia="Malgun Gothic"/>
-          <w:color w:val="0F1F3D"/>
-        </w:rPr>
-        <w:t>개발 생산성</w:t>
+        <w:t>Rules: 불변식을 상시 자동 적용 → 재지시·재작업 감소</w:t>
       </w:r>
     </w:p>
     <w:p>
@@ -355,19 +264,29 @@
         <w:rPr>
           <w:rFonts w:ascii="Malgun Gothic" w:hAnsi="Malgun Gothic" w:eastAsia="Malgun Gothic"/>
         </w:rPr>
-        <w:t>설계–구현–검토를 단일 맥락으로 유지, 요구 변경의 즉시 반영</w:t>
+        <w:t>Skills: 구현·리뷰·성능·디버깅·문서 절차를 재실행 → 품질 편차 축소</w:t>
+      </w:r>
+    </w:p>
+    <w:p>
+      <w:r>
+        <w:rPr>
+          <w:rFonts w:ascii="Malgun Gothic" w:hAnsi="Malgun Gothic" w:eastAsia="Malgun Gothic"/>
+          <w:b/>
+          <w:sz w:val="22"/>
+        </w:rPr>
+        <w:t>AI 효율은 “누가 더 잘 물어보느냐”가 아니라 “조직이 무엇을 규칙으로 고정해 두었느냐”에서 갈린다.</w:t>
       </w:r>
     </w:p>
     <w:p>
       <w:pPr>
-        <w:pStyle w:val="Heading2"/>
+        <w:pStyle w:val="Heading1"/>
       </w:pPr>
       <w:r>
         <w:rPr>
           <w:rFonts w:ascii="Malgun Gothic" w:hAnsi="Malgun Gothic" w:eastAsia="Malgun Gothic"/>
-          <w:color w:val="0F1F3D"/>
+          <w:color w:val="0B1220"/>
         </w:rPr>
-        <w:t>리서치 부담</w:t>
+        <w:t>6. 앞으로 가져가야 할 방향</w:t>
       </w:r>
     </w:p>
     <w:p>
@@ -378,19 +297,7 @@
         <w:rPr>
           <w:rFonts w:ascii="Malgun Gothic" w:hAnsi="Malgun Gothic" w:eastAsia="Malgun Gothic"/>
         </w:rPr>
-        <w:t>표준 FM/권한/화면 조사를 대화로 해결하여 탐색 시간 절감</w:t>
-      </w:r>
-    </w:p>
-    <w:p>
-      <w:pPr>
-        <w:pStyle w:val="Heading2"/>
-      </w:pPr>
-      <w:r>
-        <w:rPr>
-          <w:rFonts w:ascii="Malgun Gothic" w:hAnsi="Malgun Gothic" w:eastAsia="Malgun Gothic"/>
-          <w:color w:val="0F1F3D"/>
-        </w:rPr>
-        <w:t>품질 · 표준</w:t>
+        <w:t>단기: 검증된 과제에 AI+Rules를 기본 세트로 적용</w:t>
       </w:r>
     </w:p>
     <w:p>
@@ -401,30 +308,7 @@
         <w:rPr>
           <w:rFonts w:ascii="Malgun Gothic" w:hAnsi="Malgun Gothic" w:eastAsia="Malgun Gothic"/>
         </w:rPr>
-        <w:t>Rules/Skills로 사내 표준 일관 적용, 재작업·품질 편차 축소</w:t>
-      </w:r>
-    </w:p>
-    <w:p>
-      <w:r>
-        <w:rPr>
-          <w:rFonts w:ascii="Malgun Gothic" w:hAnsi="Malgun Gothic" w:eastAsia="Malgun Gothic"/>
-          <w:b w:val="0"/>
-          <w:color w:val="5B677A"/>
-          <w:sz w:val="22"/>
-        </w:rPr>
-        <w:t>효과 규모는 정성 추정이며, 향후 동일 난이도 과제에 대해 개발 소요시간 전/후 비교로 수치화할 예정이다.</w:t>
-      </w:r>
-    </w:p>
-    <w:p>
-      <w:pPr>
-        <w:pStyle w:val="Heading1"/>
-      </w:pPr>
-      <w:r>
-        <w:rPr>
-          <w:rFonts w:ascii="Malgun Gothic" w:hAnsi="Malgun Gothic" w:eastAsia="Malgun Gothic"/>
-          <w:color w:val="0F1F3D"/>
-        </w:rPr>
-        <w:t>7. 기대 효과 및 향후 계획</w:t>
+        <w:t>중기: 팀 공통 Rules를 자산으로 관리, Skills를 리뷰 기준으로 사용</w:t>
       </w:r>
     </w:p>
     <w:p>
@@ -435,7 +319,7 @@
         <w:rPr>
           <w:rFonts w:ascii="Malgun Gothic" w:hAnsi="Malgun Gothic" w:eastAsia="Malgun Gothic"/>
         </w:rPr>
-        <w:t>기대: 운영 점검 시간 단축·누락 방지, 운영 안전성, AI 적용 가능성 확인, 표준 자산화</w:t>
+        <w:t>측정: 동일 난이도 과제 기준 전/후 소요시간 비교</w:t>
       </w:r>
     </w:p>
     <w:p>
@@ -446,7 +330,7 @@
         <w:rPr>
           <w:rFonts w:ascii="Malgun Gothic" w:hAnsi="Malgun Gothic" w:eastAsia="Malgun Gothic"/>
         </w:rPr>
-        <w:t>향후: 정식 오브젝트화, 정량 실측, 유사 과제 확대, 팀 AI 활용 가이드라인 정리</w:t>
+        <w:t>확산: 개인 성공을 조직 가이드(재사용 절차)로 전환</w:t>
       </w:r>
     </w:p>
     <w:p>
@@ -456,9 +340,9 @@
       <w:r>
         <w:rPr>
           <w:rFonts w:ascii="Malgun Gothic" w:hAnsi="Malgun Gothic" w:eastAsia="Malgun Gothic"/>
-          <w:color w:val="0F1F3D"/>
+          <w:color w:val="0B1220"/>
         </w:rPr>
-        <w:t>8. 핵심 메시지</w:t>
+        <w:t>7. 핵심 메시지</w:t>
       </w:r>
     </w:p>
     <w:p>
@@ -466,10 +350,10 @@
         <w:rPr>
           <w:rFonts w:ascii="Malgun Gothic" w:hAnsi="Malgun Gothic" w:eastAsia="Malgun Gothic"/>
           <w:b/>
-          <w:color w:val="0F1F3D"/>
+          <w:color w:val="0B1220"/>
           <w:sz w:val="22"/>
         </w:rPr>
-        <w:t>운영 점검을 통합하는 동시에, AI와 표준(.md)을 결합해 개발 생산성과 품질을 함께 끌어올린 실행 사례이다.</w:t>
+        <w:t>AI는 도입하는 순간이 아니라, 쓰는 구조를 만들 때 효율이 난다. 우리가 할 일은 범위 고정 · 표준(.md) 자산화 · 검증 루프 · 전/후 측정이다.</w:t>
       </w:r>
     </w:p>
     <w:sectPr>
